--- a/public/materialy/1L/10/Pro učitele/Plány hodin a metodika.docx
+++ b/public/materialy/1L/10/Pro učitele/Plány hodin a metodika.docx
@@ -2435,7 +2435,7 @@
                 <w:color w:val="17211E"/>
                 <w:sz w:val="17"/>
               </w:rPr>
-              <w:t>Ověřit soubory: 01_laborator_fungovani_AI.html, 01_trenovaci_data.csv. Připravit prezentaci a pracovní sešit.</w:t>
+              <w:t>Ověřit soubory: 1. Laboratoř fungování AI.html, 1. Trénovací data.csv. Připravit prezentaci a pracovní sešit.</w:t>
             </w:r>
           </w:p>
         </w:tc>
@@ -3280,7 +3280,7 @@
           <w:color w:val="17211E"/>
           <w:sz w:val="21"/>
         </w:rPr>
-        <w:t>Otevři 01_trenovaci_data.csv a označ příklady, které model při trénování viděl.</w:t>
+        <w:t>Otevři 1. Trénovací data.csv a označ příklady, které model při trénování viděl.</w:t>
       </w:r>
     </w:p>
     <w:p>
@@ -4434,7 +4434,7 @@
                 <w:color w:val="17211E"/>
                 <w:sz w:val="17"/>
               </w:rPr>
-              <w:t>Ověřit soubory: 01_laborator_fungovani_AI.html, 02_tokeny_a_predikce.txt. Připravit prezentaci a pracovní sešit.</w:t>
+              <w:t>Ověřit soubory: 1. Laboratoř fungování AI.html, 2. Tokeny a predikce.txt. Připravit prezentaci a pracovní sešit.</w:t>
             </w:r>
           </w:p>
         </w:tc>
@@ -5257,7 +5257,7 @@
           <w:color w:val="17211E"/>
           <w:sz w:val="21"/>
         </w:rPr>
-        <w:t>V souboru 02_tokeny_a_predikce.txt navrhni rozdělení tří ukázek na tokeny.</w:t>
+        <w:t>V souboru 2. Tokeny a predikce.txt navrhni rozdělení tří ukázek na tokeny.</w:t>
       </w:r>
     </w:p>
     <w:p>
@@ -6433,7 +6433,7 @@
                 <w:color w:val="17211E"/>
                 <w:sz w:val="17"/>
               </w:rPr>
-              <w:t>Ověřit soubory: 01_laborator_fungovani_AI.html, 03_odpovedi_k_overeni.txt. Připravit prezentaci a pracovní sešit.</w:t>
+              <w:t>Ověřit soubory: 1. Laboratoř fungování AI.html, 3. Odpovědi k ověření.txt. Připravit prezentaci a pracovní sešit.</w:t>
             </w:r>
           </w:p>
         </w:tc>
@@ -7256,7 +7256,7 @@
           <w:color w:val="17211E"/>
           <w:sz w:val="21"/>
         </w:rPr>
-        <w:t>V souboru 03_odpovedi_k_overeni.txt zvýrazni přesná ověřitelná tvrzení.</w:t>
+        <w:t>V souboru 3. Odpovědi k ověření.txt zvýrazni přesná ověřitelná tvrzení.</w:t>
       </w:r>
     </w:p>
     <w:p>
@@ -8454,7 +8454,7 @@
                 <w:color w:val="17211E"/>
                 <w:sz w:val="17"/>
               </w:rPr>
-              <w:t>Ověřit soubory: 04_delegacni_situace.csv, 04_promptova_dilna.txt. Připravit prezentaci a pracovní sešit.</w:t>
+              <w:t>Ověřit soubory: 4. Delegační situace.csv, 4. Promptová dílna.txt. Připravit prezentaci a pracovní sešit.</w:t>
             </w:r>
           </w:p>
         </w:tc>
@@ -9277,7 +9277,7 @@
           <w:color w:val="17211E"/>
           <w:sz w:val="21"/>
         </w:rPr>
-        <w:t>V souboru 04_delegacni_situace.csv vyber jednu nízkorizikovou úlohu a rozděl role člověka a AI.</w:t>
+        <w:t>V souboru 4. Delegační situace.csv vyber jednu nízkorizikovou úlohu a rozděl role člověka a AI.</w:t>
       </w:r>
     </w:p>
     <w:p>
@@ -9299,7 +9299,7 @@
           <w:color w:val="17211E"/>
           <w:sz w:val="21"/>
         </w:rPr>
-        <w:t>Otevři školní Copilot a spusť výchozí prompt ze souboru 04_promptova_dilna.txt.</w:t>
+        <w:t>Otevři školní Copilot a spusť výchozí prompt ze souboru 4. Promptová dílna.txt.</w:t>
       </w:r>
     </w:p>
     <w:p>
@@ -10475,7 +10475,7 @@
                 <w:color w:val="17211E"/>
                 <w:sz w:val="17"/>
               </w:rPr>
-              <w:t>Ověřit soubory: 05_zdrojovy_balicek_rekuperace.txt, 05_vystup_k_oprave.txt, 05_vystupy_k_posouzeni.txt. Připravit prezentaci a pracovní sešit.</w:t>
+              <w:t>Ověřit soubory: 5. Zdrojový balíček - rekuperace.txt, 5. Výstup k opravě.txt, 5. Výstupy k posouzení.txt. Připravit prezentaci a pracovní sešit.</w:t>
             </w:r>
           </w:p>
         </w:tc>
@@ -11298,7 +11298,7 @@
           <w:color w:val="17211E"/>
           <w:sz w:val="21"/>
         </w:rPr>
-        <w:t>Přečti 05_zdrojovy_balicek_rekuperace.txt a stanov pět kritérií výsledné karty.</w:t>
+        <w:t>Přečti 5. Zdrojový balíček - rekuperace.txt a stanov pět kritérií výsledné karty.</w:t>
       </w:r>
     </w:p>
     <w:p>
@@ -11342,7 +11342,7 @@
           <w:color w:val="17211E"/>
           <w:sz w:val="21"/>
         </w:rPr>
-        <w:t>Porovnej výstup se soubory 05_vystup_k_oprave.txt a 05_vystupy_k_posouzeni.txt a proveď dvě cílené iterace.</w:t>
+        <w:t>Porovnej výstup se soubory 5. Výstup k opravě.txt a 5. Výstupy k posouzení.txt a proveď dvě cílené iterace.</w:t>
       </w:r>
     </w:p>
     <w:p>
@@ -12496,7 +12496,7 @@
                 <w:color w:val="17211E"/>
                 <w:sz w:val="17"/>
               </w:rPr>
-              <w:t>Ověřit soubory: 06_eticke_a_pravni_situace.csv, 06_zaverecna_vyzva.txt. Připravit prezentaci a pracovní sešit.</w:t>
+              <w:t>Ověřit soubory: 6. Etické a právní situace.csv, 6. Závěrečná výzva.txt. Připravit prezentaci a pracovní sešit.</w:t>
             </w:r>
           </w:p>
         </w:tc>
@@ -13319,7 +13319,7 @@
           <w:color w:val="17211E"/>
           <w:sz w:val="21"/>
         </w:rPr>
-        <w:t>V souboru 06_eticke_a_pravni_situace.csv vyřeš čtyři přidělené situace a jeden rizikový prompt přeformuluj.</w:t>
+        <w:t>V souboru 6. Etické a právní situace.csv vyřeš čtyři přidělené situace a jeden rizikový prompt přeformuluj.</w:t>
       </w:r>
     </w:p>
     <w:p>
@@ -13341,7 +13341,7 @@
           <w:color w:val="17211E"/>
           <w:sz w:val="21"/>
         </w:rPr>
-        <w:t>Ze souboru 06_zaverecna_vyzva.txt vyber variantu a před otevřením Copilotu napiš delegační plán.</w:t>
+        <w:t>Ze souboru 6. Závěrečná výzva.txt vyber variantu a před otevřením Copilotu napiš delegační plán.</w:t>
       </w:r>
     </w:p>
     <w:p>

--- a/public/materialy/1L/10/Pro učitele/Plány hodin a metodika.docx
+++ b/public/materialy/1L/10/Pro učitele/Plány hodin a metodika.docx
@@ -1701,7 +1701,7 @@
                 <w:color w:val="17211E"/>
                 <w:sz w:val="20"/>
               </w:rPr>
-              <w:t>Před kurzem ověřte školní přihlášení, zásady organizace a věkovou dostupnost. Používejte školní účet s enterprise data protection. Přesto nevkládejte osobní, citlivé ani neveřejné údaje bez oprávnění.</w:t>
+              <w:t>Před kurzem ověř školní přihlášení, zásady organizace a věkovou dostupnost. Používej školní účet s enterprise data protection. Přesto nevkládej osobní, citlivé ani neveřejné údaje bez oprávnění.</w:t>
             </w:r>
           </w:p>
         </w:tc>
@@ -1722,7 +1722,7 @@
           <w:color w:val="17211E"/>
           <w:sz w:val="21"/>
         </w:rPr>
-        <w:t>Studentům řekněte, že prompty a odpovědi mohou být organizací ukládány a auditovány.</w:t>
+        <w:t>Studentům řekni, že prompty a odpovědi mohou být organizací ukládány a auditovány.</w:t>
       </w:r>
     </w:p>
     <w:p>
@@ -1735,7 +1735,7 @@
           <w:color w:val="17211E"/>
           <w:sz w:val="21"/>
         </w:rPr>
-        <w:t>Nahrané soubory mohou být ukládány ve školním úložišti; používejte pouze fiktivní podklady z balíčku.</w:t>
+        <w:t>Nahrané soubory mohou být ukládány ve školním úložišti; používej pouze fiktivní podklady z balíčku.</w:t>
       </w:r>
     </w:p>
     <w:p>
@@ -2706,7 +2706,7 @@
                 <w:color w:val="17211E"/>
                 <w:sz w:val="17"/>
               </w:rPr>
-              <w:t>Zobrazte tři běžné funkce a nechte studenty hlasovat bez okamžité opravy.</w:t>
+              <w:t>Zobraz tři běžné funkce a nech studenty hlasovat bez okamžité opravy.</w:t>
             </w:r>
           </w:p>
         </w:tc>
@@ -2810,7 +2810,7 @@
                 <w:color w:val="17211E"/>
                 <w:sz w:val="17"/>
               </w:rPr>
-              <w:t>Vymezte algoritmus, klasickou AI a generativní AI pomocí kontrastních příkladů.</w:t>
+              <w:t>Vymez algoritmus, klasickou AI a generativní AI pomocí kontrastních příkladů.</w:t>
             </w:r>
           </w:p>
         </w:tc>
@@ -3835,7 +3835,7 @@
                 <w:color w:val="17211E"/>
                 <w:sz w:val="17"/>
               </w:rPr>
-              <w:t>Ptejte se, zda systém používá naučený model, nebo pouze explicitní pravidla.</w:t>
+              <w:t>Ptej se, zda systém používá naučený model, nebo pouze explicitní pravidla.</w:t>
             </w:r>
           </w:p>
         </w:tc>
@@ -3905,7 +3905,7 @@
                 <w:color w:val="17211E"/>
                 <w:sz w:val="17"/>
               </w:rPr>
-              <w:t>Ukažte nový případ a nechte studenta popsat zobecněný vzor.</w:t>
+              <w:t>Ukaž nový případ a nech studenta popsat zobecněný vzor.</w:t>
             </w:r>
           </w:p>
         </w:tc>
@@ -4074,7 +4074,7 @@
                 <w:color w:val="17211E"/>
                 <w:sz w:val="16"/>
               </w:rPr>
-              <w:t>Nabídněte barevný tok data → trénování → model → inference a jeden vyřešený příklad.</w:t>
+              <w:t>Nabídni barevný tok data → trénování → model → inference a jeden vyřešený příklad.</w:t>
             </w:r>
           </w:p>
         </w:tc>
@@ -4140,7 +4140,7 @@
                 <w:color w:val="17211E"/>
                 <w:sz w:val="16"/>
               </w:rPr>
-              <w:t>Použijte tabulky v pracovním sešitu a průběh simulace promítněte z prezentace.</w:t>
+              <w:t>Použij tabulky v pracovním sešitu a průběh simulace promítni z prezentace.</w:t>
             </w:r>
           </w:p>
         </w:tc>
@@ -4809,7 +4809,7 @@
                 <w:color w:val="17211E"/>
                 <w:sz w:val="17"/>
               </w:rPr>
-              <w:t>Ukažte, že model nevytahuje hotovou odpověď, ale pokračuje po částech.</w:t>
+              <w:t>Ukaž, že model nevytahuje hotovou odpověď, ale pokračuje po částech.</w:t>
             </w:r>
           </w:p>
         </w:tc>
@@ -5014,7 +5014,7 @@
                 <w:color w:val="17211E"/>
                 <w:sz w:val="17"/>
               </w:rPr>
-              <w:t>Na dlouhém zadání vysvětlete, že model pracuje pouze s dostupným kontextem.</w:t>
+              <w:t>Na dlouhém zadání vysvětli, že model pracuje pouze s dostupným kontextem.</w:t>
             </w:r>
           </w:p>
         </w:tc>
@@ -5834,7 +5834,7 @@
                 <w:color w:val="17211E"/>
                 <w:sz w:val="17"/>
               </w:rPr>
-              <w:t>Nechte studenty krokovat vznik odpovědi token po tokenu.</w:t>
+              <w:t>Nech studenty krokovat vznik odpovědi token po tokenu.</w:t>
             </w:r>
           </w:p>
         </w:tc>
@@ -5904,7 +5904,7 @@
                 <w:color w:val="17211E"/>
                 <w:sz w:val="17"/>
               </w:rPr>
-              <w:t>Zdůrazněte, že ovlivňuje pestrost výběru, ne externí ověření.</w:t>
+              <w:t>Zdůrazni, že ovlivňuje pestrost výběru, ne externí ověření.</w:t>
             </w:r>
           </w:p>
         </w:tc>
@@ -6073,7 +6073,7 @@
                 <w:color w:val="17211E"/>
                 <w:sz w:val="16"/>
               </w:rPr>
-              <w:t>Nabídněte předkreslené schéma smyčky a nechte doplnit pouze klíčová slova.</w:t>
+              <w:t>Nabídni předkreslené schéma smyčky a nech doplnit pouze klíčová slova.</w:t>
             </w:r>
           </w:p>
         </w:tc>
@@ -6704,7 +6704,7 @@
                 <w:color w:val="17211E"/>
                 <w:sz w:val="17"/>
               </w:rPr>
-              <w:t>Porovnejte dvě stejně sebejisté odpovědi, z nichž pouze jedna má věcnou oporu.</w:t>
+              <w:t>Porovnej dvě stejně sebejisté odpovědi, z nichž pouze jedna má věcnou oporu.</w:t>
             </w:r>
           </w:p>
         </w:tc>
@@ -6808,7 +6808,7 @@
                 <w:color w:val="17211E"/>
                 <w:sz w:val="17"/>
               </w:rPr>
-              <w:t>Vymezte halucinaci, bias, chybějící kontext a zastaralost.</w:t>
+              <w:t>Vymez halucinaci, bias, chybějící kontext a zastaralost.</w:t>
             </w:r>
           </w:p>
         </w:tc>
@@ -7833,7 +7833,7 @@
                 <w:color w:val="17211E"/>
                 <w:sz w:val="17"/>
               </w:rPr>
-              <w:t>Kontrolujte autora, název, odkaz i to, zda zdroj tvrzení skutečně podporuje.</w:t>
+              <w:t>Kontroluj autora, název, odkaz i to, zda zdroj tvrzení skutečně podporuje.</w:t>
             </w:r>
           </w:p>
         </w:tc>
@@ -8072,7 +8072,7 @@
                 <w:color w:val="17211E"/>
                 <w:sz w:val="16"/>
               </w:rPr>
-              <w:t>Nabídněte mapu typ tvrzení → vhodný zdroj → kontrolní otázka.</w:t>
+              <w:t>Nabídni mapu typ tvrzení → vhodný zdroj → kontrolní otázka.</w:t>
             </w:r>
           </w:p>
         </w:tc>
@@ -8829,7 +8829,7 @@
                 <w:color w:val="17211E"/>
                 <w:sz w:val="17"/>
               </w:rPr>
-              <w:t>Propojte rozdělení rolí s rámcem goal, context, source, expectations.</w:t>
+              <w:t>Propoj rozdělení rolí s rámcem goal, context, source, expectations.</w:t>
             </w:r>
           </w:p>
         </w:tc>
@@ -9854,7 +9854,7 @@
                 <w:color w:val="17211E"/>
                 <w:sz w:val="17"/>
               </w:rPr>
-              <w:t>Vraťte volbu k cíli učení, ceně chyby a lidské odpovědnosti.</w:t>
+              <w:t>Vrať volbu k cíli učení, ceně chyby a lidské odpovědnosti.</w:t>
             </w:r>
           </w:p>
         </w:tc>
@@ -9924,7 +9924,7 @@
                 <w:color w:val="17211E"/>
                 <w:sz w:val="17"/>
               </w:rPr>
-              <w:t>Hodnoťte relevanci a jednoznačnost každé informace.</w:t>
+              <w:t>Hodnoť relevanci a jednoznačnost každé informace.</w:t>
             </w:r>
           </w:p>
         </w:tc>
@@ -10093,7 +10093,7 @@
                 <w:color w:val="17211E"/>
                 <w:sz w:val="16"/>
               </w:rPr>
-              <w:t>Použijte rozhodovací kartu cíl – riziko – data – ověření a doplňovací šablonu promptu.</w:t>
+              <w:t>Použij rozhodovací kartu cíl – riziko – data – ověření a doplňovací šablonu promptu.</w:t>
             </w:r>
           </w:p>
         </w:tc>
@@ -10159,7 +10159,7 @@
                 <w:color w:val="17211E"/>
                 <w:sz w:val="16"/>
               </w:rPr>
-              <w:t>Použijte připravené modelové výstupy v pracovním sešitu a formulujte prompty bez živého Copilotu.</w:t>
+              <w:t>Použij připravené modelové výstupy v pracovním sešitu a formuluj prompty bez živého Copilotu.</w:t>
             </w:r>
           </w:p>
         </w:tc>
@@ -10850,7 +10850,7 @@
                 <w:color w:val="17211E"/>
                 <w:sz w:val="17"/>
               </w:rPr>
-              <w:t>Předveďte požadavek pracovat pouze ze zdroje a přiznat chybějící informaci.</w:t>
+              <w:t>Předveď požadavek pracovat pouze ze zdroje a přiznat chybějící informaci.</w:t>
             </w:r>
           </w:p>
         </w:tc>
@@ -11875,7 +11875,7 @@
                 <w:color w:val="17211E"/>
                 <w:sz w:val="17"/>
               </w:rPr>
-              <w:t>Žádejte přesnou diagnózu vady: údaj, logika, publikum, formát nebo tón.</w:t>
+              <w:t>Žádej přesnou diagnózu vady: údaj, logika, publikum, formát nebo tón.</w:t>
             </w:r>
           </w:p>
         </w:tc>
@@ -11945,7 +11945,7 @@
                 <w:color w:val="17211E"/>
                 <w:sz w:val="17"/>
               </w:rPr>
-              <w:t>Kontrolujte existenci zdroje i to, zda opravdu podporuje konkrétní tvrzení.</w:t>
+              <w:t>Kontroluj existenci zdroje i to, zda opravdu podporuje konkrétní tvrzení.</w:t>
             </w:r>
           </w:p>
         </w:tc>
@@ -12114,7 +12114,7 @@
                 <w:color w:val="17211E"/>
                 <w:sz w:val="16"/>
               </w:rPr>
-              <w:t>Nabídněte tabulku problém – nový prompt – změna – opora ve zdroji.</w:t>
+              <w:t>Nabídni tabulku problém – nový prompt – změna – opora ve zdroji.</w:t>
             </w:r>
           </w:p>
         </w:tc>
@@ -12871,7 +12871,7 @@
                 <w:color w:val="17211E"/>
                 <w:sz w:val="17"/>
               </w:rPr>
-              <w:t>Připomeňte, že se hodnotí výsledek, proces i reflexe.</w:t>
+              <w:t>Připomeň, že se hodnotí výsledek, proces i reflexe.</w:t>
             </w:r>
           </w:p>
         </w:tc>
@@ -13966,7 +13966,7 @@
                 <w:color w:val="17211E"/>
                 <w:sz w:val="17"/>
               </w:rPr>
-              <w:t>Požadujte konkrétní roli AI, lidské změny, způsob ověření a odpovědnost.</w:t>
+              <w:t>Požaduj konkrétní roli AI, lidské změny, způsob ověření a odpovědnost.</w:t>
             </w:r>
           </w:p>
         </w:tc>
@@ -14201,7 +14201,7 @@
                 <w:color w:val="17211E"/>
                 <w:sz w:val="16"/>
               </w:rPr>
-              <w:t>Použijte připravené modelové výstupy a vytvořte kompletní proces revize bez živé AI.</w:t>
+              <w:t>Použij připravené modelové výstupy a vytvoř kompletní proces revize bez živé AI.</w:t>
             </w:r>
           </w:p>
         </w:tc>
